--- a/docs/research/mvp/final/v01-product/product-vision-and-positioning.docx
+++ b/docs/research/mvp/final/v01-product/product-vision-and-positioning.docx
@@ -10,7 +10,7 @@
         <w:t xml:space="preserve">Product Vision &amp; Positioning</w:t>
       </w:r>
     </w:p>
-    <w:bookmarkStart w:id="55" w:name="product-vision--positioning"/>
+    <w:bookmarkStart w:id="61" w:name="product-vision--positioning"/>
     <w:p>
       <w:pPr>
         <w:pStyle w:val="Heading1"/>
@@ -1051,7 +1051,7 @@
       </w:r>
     </w:p>
     <w:bookmarkEnd w:id="15"/>
-    <w:bookmarkStart w:id="21" w:name="X531bc29923714ce962aba4912bccd5d9fec6a9e"/>
+    <w:bookmarkStart w:id="24" w:name="X531bc29923714ce962aba4912bccd5d9fec6a9e"/>
     <w:p>
       <w:pPr>
         <w:pStyle w:val="Heading2"/>
@@ -1225,7 +1225,7 @@
       </w:r>
     </w:p>
     <w:bookmarkEnd w:id="16"/>
-    <w:bookmarkStart w:id="17" w:name="Xa5816aa10e261e401d1e4d566c803e6eae64dfb"/>
+    <w:bookmarkStart w:id="20" w:name="Xa5816aa10e261e401d1e4d566c803e6eae64dfb"/>
     <w:p>
       <w:pPr>
         <w:pStyle w:val="Heading3"/>
@@ -1343,11 +1343,46 @@
         <w:pStyle w:val="FirstParagraph"/>
       </w:pPr>
       <w:r>
-        <w:rPr>
-          <w:b/>
-          <w:bCs/>
-        </w:rPr>
-        <w:t xml:space="preserve">[MERMAID RENDER FAILED — block #1]</w:t>
+        <w:drawing>
+          <wp:inline>
+            <wp:extent cx="5334000" cy="2705652"/>
+            <wp:effectExtent b="0" l="0" r="0" t="0"/>
+            <wp:docPr descr="diagram" title="" id="18" name="Picture"/>
+            <a:graphic>
+              <a:graphicData uri="http://schemas.openxmlformats.org/drawingml/2006/picture">
+                <pic:pic>
+                  <pic:nvPicPr>
+                    <pic:cNvPr descr="/tmp/.private/milosvasic/tmp.zxGACDtLC8/img/diagram_001_60540c8cabf4.png" id="19" name="Picture"/>
+                    <pic:cNvPicPr>
+                      <a:picLocks noChangeArrowheads="1" noChangeAspect="1"/>
+                    </pic:cNvPicPr>
+                  </pic:nvPicPr>
+                  <pic:blipFill>
+                    <a:blip r:embed="rId17"/>
+                    <a:stretch>
+                      <a:fillRect/>
+                    </a:stretch>
+                  </pic:blipFill>
+                  <pic:spPr bwMode="auto">
+                    <a:xfrm>
+                      <a:off x="0" y="0"/>
+                      <a:ext cx="5334000" cy="2705652"/>
+                    </a:xfrm>
+                    <a:prstGeom prst="rect">
+                      <a:avLst/>
+                    </a:prstGeom>
+                    <a:noFill/>
+                    <a:ln w="9525">
+                      <a:noFill/>
+                      <a:headEnd/>
+                      <a:tailEnd/>
+                    </a:ln>
+                  </pic:spPr>
+                </pic:pic>
+              </a:graphicData>
+            </a:graphic>
+          </wp:inline>
+        </w:drawing>
       </w:r>
     </w:p>
     <w:p>
@@ -1380,8 +1415,8 @@
         <w:t xml:space="preserve">rest — default-deny microsegmentation, not all-or-nothing access [00 §4.2].</w:t>
       </w:r>
     </w:p>
-    <w:bookmarkEnd w:id="17"/>
-    <w:bookmarkStart w:id="20" w:name="Xc90d94e1f922aaa15dc49aff02226284eaf1246"/>
+    <w:bookmarkEnd w:id="20"/>
+    <w:bookmarkStart w:id="23" w:name="Xc90d94e1f922aaa15dc49aff02226284eaf1246"/>
     <w:p>
       <w:pPr>
         <w:pStyle w:val="Heading3"/>
@@ -1492,7 +1527,7 @@
       <w:r>
         <w:t xml:space="preserve"> </w:t>
       </w:r>
-      <w:hyperlink r:id="rId18">
+      <w:hyperlink r:id="rId21">
         <w:r>
           <w:rPr>
             <w:rStyle w:val="VerbatimChar"/>
@@ -1509,7 +1544,7 @@
       <w:r>
         <w:t xml:space="preserve"> </w:t>
       </w:r>
-      <w:hyperlink r:id="rId19">
+      <w:hyperlink r:id="rId22">
         <w:r>
           <w:rPr>
             <w:rStyle w:val="VerbatimChar"/>
@@ -1531,9 +1566,9 @@
         </w:pict>
       </w:r>
     </w:p>
-    <w:bookmarkEnd w:id="20"/>
-    <w:bookmarkEnd w:id="21"/>
-    <w:bookmarkStart w:id="23" w:name="X07f897b354f6f5388aa38f390ad1a4eb4225fae"/>
+    <w:bookmarkEnd w:id="23"/>
+    <w:bookmarkEnd w:id="24"/>
+    <w:bookmarkStart w:id="26" w:name="X07f897b354f6f5388aa38f390ad1a4eb4225fae"/>
     <w:p>
       <w:pPr>
         <w:pStyle w:val="Heading2"/>
@@ -1908,7 +1943,7 @@
         <w:t xml:space="preserve">requirement; requirements derive from the architecture, not the trend.</w:t>
       </w:r>
     </w:p>
-    <w:bookmarkStart w:id="22" w:name="Xbb086b18df30e9a214ab7e443207260554fb4cc"/>
+    <w:bookmarkStart w:id="25" w:name="Xbb086b18df30e9a214ab7e443207260554fb4cc"/>
     <w:p>
       <w:pPr>
         <w:pStyle w:val="Heading3"/>
@@ -2136,9 +2171,9 @@
         </w:pict>
       </w:r>
     </w:p>
-    <w:bookmarkEnd w:id="22"/>
-    <w:bookmarkEnd w:id="23"/>
-    <w:bookmarkStart w:id="30" w:name="X1868dc6aac74b9b9021c16eac78b4917af5b882"/>
+    <w:bookmarkEnd w:id="25"/>
+    <w:bookmarkEnd w:id="26"/>
+    <w:bookmarkStart w:id="33" w:name="X1868dc6aac74b9b9021c16eac78b4917af5b882"/>
     <w:p>
       <w:pPr>
         <w:pStyle w:val="Heading2"/>
@@ -2209,7 +2244,7 @@
         <w:t xml:space="preserve">caveat (§4.6).</w:t>
       </w:r>
     </w:p>
-    <w:bookmarkStart w:id="24" w:name="X6ff1a0b420d7c9fd97549942c8466f741f29ccc"/>
+    <w:bookmarkStart w:id="27" w:name="X6ff1a0b420d7c9fd97549942c8466f741f29ccc"/>
     <w:p>
       <w:pPr>
         <w:pStyle w:val="Heading3"/>
@@ -2413,8 +2448,8 @@
         <w:t xml:space="preserve">HelixVPN is self-hostable and adds the 1→N overlay.</w:t>
       </w:r>
     </w:p>
-    <w:bookmarkEnd w:id="24"/>
-    <w:bookmarkStart w:id="25" w:name="X05e9fea01556575bdab8b4f45141a6118a9757f"/>
+    <w:bookmarkEnd w:id="27"/>
+    <w:bookmarkStart w:id="28" w:name="X05e9fea01556575bdab8b4f45141a6118a9757f"/>
     <w:p>
       <w:pPr>
         <w:pStyle w:val="Heading3"/>
@@ -2611,8 +2646,8 @@
         <w:t xml:space="preserve">a full Mullvad-grade obfuscation stack.</w:t>
       </w:r>
     </w:p>
-    <w:bookmarkEnd w:id="25"/>
-    <w:bookmarkStart w:id="26" w:name="Xe32a3e2f668614e302f1d91ea6c62f676dc1062"/>
+    <w:bookmarkEnd w:id="28"/>
+    <w:bookmarkStart w:id="29" w:name="Xe32a3e2f668614e302f1d91ea6c62f676dc1062"/>
     <w:p>
       <w:pPr>
         <w:pStyle w:val="Heading3"/>
@@ -2787,8 +2822,8 @@
         <w:t xml:space="preserve">before external use (R1).</w:t>
       </w:r>
     </w:p>
-    <w:bookmarkEnd w:id="26"/>
-    <w:bookmarkStart w:id="27" w:name="X20fc690c504537112a0f150f1d8479abee8e334"/>
+    <w:bookmarkEnd w:id="29"/>
+    <w:bookmarkStart w:id="30" w:name="X20fc690c504537112a0f150f1d8479abee8e334"/>
     <w:p>
       <w:pPr>
         <w:pStyle w:val="Heading3"/>
@@ -2937,8 +2972,8 @@
         <w:t xml:space="preserve">component you run. HelixVPN's obfuscation is Mullvad-parity, broader than WARP.</w:t>
       </w:r>
     </w:p>
-    <w:bookmarkEnd w:id="27"/>
-    <w:bookmarkStart w:id="28" w:name="X551e549427b27c7a0c0018fbd43c3ee62ec5d75"/>
+    <w:bookmarkEnd w:id="30"/>
+    <w:bookmarkStart w:id="31" w:name="X551e549427b27c7a0c0018fbd43c3ee62ec5d75"/>
     <w:p>
       <w:pPr>
         <w:pStyle w:val="Heading3"/>
@@ -3059,8 +3094,8 @@
         <w:t xml:space="preserve">explicitly NOT an L7 inspection appliance, §6) [00 §2.2].</w:t>
       </w:r>
     </w:p>
-    <w:bookmarkEnd w:id="28"/>
-    <w:bookmarkStart w:id="29" w:name="Xa2b8b94190aaf0700752c251fc07d1dc62ca164"/>
+    <w:bookmarkEnd w:id="31"/>
+    <w:bookmarkStart w:id="32" w:name="Xa2b8b94190aaf0700752c251fc07d1dc62ca164"/>
     <w:p>
       <w:pPr>
         <w:pStyle w:val="Heading3"/>
@@ -3619,9 +3654,9 @@
         </w:pict>
       </w:r>
     </w:p>
-    <w:bookmarkEnd w:id="29"/>
-    <w:bookmarkEnd w:id="30"/>
-    <w:bookmarkStart w:id="44" w:name="X9a100273c210e71ff2950c7caeb2fd81da121ab"/>
+    <w:bookmarkEnd w:id="32"/>
+    <w:bookmarkEnd w:id="33"/>
+    <w:bookmarkStart w:id="50" w:name="X9a100273c210e71ff2950c7caeb2fd81da121ab"/>
     <w:p>
       <w:pPr>
         <w:pStyle w:val="Heading2"/>
@@ -3774,7 +3809,7 @@
         <w:t xml:space="preserve">is aspirational; each maps to a concrete component.</w:t>
       </w:r>
     </w:p>
-    <w:bookmarkStart w:id="32" w:name="Xf5bf3a6bde359e1f102f13835800526c9ddd167"/>
+    <w:bookmarkStart w:id="35" w:name="Xf5bf3a6bde359e1f102f13835800526c9ddd167"/>
     <w:p>
       <w:pPr>
         <w:pStyle w:val="Heading3"/>
@@ -3832,7 +3867,7 @@
       <w:r>
         <w:t xml:space="preserve"> </w:t>
       </w:r>
-      <w:hyperlink r:id="rId31">
+      <w:hyperlink r:id="rId34">
         <w:r>
           <w:rPr>
             <w:rStyle w:val="VerbatimChar"/>
@@ -3847,8 +3882,8 @@
         <w:t xml:space="preserve">(D1).</w:t>
       </w:r>
     </w:p>
-    <w:bookmarkEnd w:id="32"/>
-    <w:bookmarkStart w:id="35" w:name="Xc2dc0d7af0b7c3e3f9c5b118794fed0d9967c29"/>
+    <w:bookmarkEnd w:id="35"/>
+    <w:bookmarkStart w:id="38" w:name="Xc2dc0d7af0b7c3e3f9c5b118794fed0d9967c29"/>
     <w:p>
       <w:pPr>
         <w:pStyle w:val="Heading3"/>
@@ -3907,7 +3942,7 @@
       <w:r>
         <w:t xml:space="preserve"> </w:t>
       </w:r>
-      <w:hyperlink r:id="rId33">
+      <w:hyperlink r:id="rId36">
         <w:r>
           <w:rPr>
             <w:rStyle w:val="VerbatimChar"/>
@@ -3924,7 +3959,7 @@
           <w:numId w:val="1009"/>
         </w:numPr>
       </w:pPr>
-      <w:hyperlink r:id="rId34">
+      <w:hyperlink r:id="rId37">
         <w:r>
           <w:rPr>
             <w:rStyle w:val="VerbatimChar"/>
@@ -3936,8 +3971,8 @@
         <w:t xml:space="preserve">.</w:t>
       </w:r>
     </w:p>
-    <w:bookmarkEnd w:id="35"/>
-    <w:bookmarkStart w:id="36" w:name="X4fb2e1de1fafa14110245597e18f8d982aad3cf"/>
+    <w:bookmarkEnd w:id="38"/>
+    <w:bookmarkStart w:id="39" w:name="X4fb2e1de1fafa14110245597e18f8d982aad3cf"/>
     <w:p>
       <w:pPr>
         <w:pStyle w:val="Heading3"/>
@@ -3978,8 +4013,8 @@
         <w:t xml:space="preserve">spec + the security overview.</w:t>
       </w:r>
     </w:p>
-    <w:bookmarkEnd w:id="36"/>
-    <w:bookmarkStart w:id="38" w:name="X81f8a84b8d0fbfecba8f16666274c1d899ba90d"/>
+    <w:bookmarkEnd w:id="39"/>
+    <w:bookmarkStart w:id="41" w:name="X81f8a84b8d0fbfecba8f16666274c1d899ba90d"/>
     <w:p>
       <w:pPr>
         <w:pStyle w:val="Heading3"/>
@@ -4100,7 +4135,7 @@
       <w:r>
         <w:t xml:space="preserve"> </w:t>
       </w:r>
-      <w:hyperlink r:id="rId37">
+      <w:hyperlink r:id="rId40">
         <w:r>
           <w:rPr>
             <w:rStyle w:val="VerbatimChar"/>
@@ -4115,8 +4150,8 @@
         <w:t xml:space="preserve">and Volume 4.</w:t>
       </w:r>
     </w:p>
-    <w:bookmarkEnd w:id="38"/>
-    <w:bookmarkStart w:id="40" w:name="X6249eaecf86b64ae948e7102e7daa5ef91b1ad9"/>
+    <w:bookmarkEnd w:id="41"/>
+    <w:bookmarkStart w:id="43" w:name="X6249eaecf86b64ae948e7102e7daa5ef91b1ad9"/>
     <w:p>
       <w:pPr>
         <w:pStyle w:val="Heading3"/>
@@ -4163,7 +4198,7 @@
       <w:r>
         <w:t xml:space="preserve"> </w:t>
       </w:r>
-      <w:hyperlink r:id="rId39">
+      <w:hyperlink r:id="rId42">
         <w:r>
           <w:rPr>
             <w:rStyle w:val="VerbatimChar"/>
@@ -4175,8 +4210,8 @@
         <w:t xml:space="preserve">.</w:t>
       </w:r>
     </w:p>
-    <w:bookmarkEnd w:id="40"/>
-    <w:bookmarkStart w:id="41" w:name="X1da026c86449a93b8f342d6c1e16dc994724402"/>
+    <w:bookmarkEnd w:id="43"/>
+    <w:bookmarkStart w:id="44" w:name="X1da026c86449a93b8f342d6c1e16dc994724402"/>
     <w:p>
       <w:pPr>
         <w:pStyle w:val="Heading3"/>
@@ -4296,7 +4331,7 @@
       <w:r>
         <w:t xml:space="preserve"> </w:t>
       </w:r>
-      <w:hyperlink r:id="rId18">
+      <w:hyperlink r:id="rId21">
         <w:r>
           <w:rPr>
             <w:rStyle w:val="VerbatimChar"/>
@@ -4308,8 +4343,8 @@
         <w:t xml:space="preserve">.</w:t>
       </w:r>
     </w:p>
-    <w:bookmarkEnd w:id="41"/>
-    <w:bookmarkStart w:id="43" w:name="X999d10d74082ba3f35de83eca11b57370b69115"/>
+    <w:bookmarkEnd w:id="44"/>
+    <w:bookmarkStart w:id="49" w:name="X999d10d74082ba3f35de83eca11b57370b69115"/>
     <w:p>
       <w:pPr>
         <w:pStyle w:val="Heading3"/>
@@ -4405,7 +4440,7 @@
       <w:r>
         <w:t xml:space="preserve"> </w:t>
       </w:r>
-      <w:hyperlink r:id="rId42">
+      <w:hyperlink r:id="rId45">
         <w:r>
           <w:rPr>
             <w:rStyle w:val="VerbatimChar"/>
@@ -4422,11 +4457,46 @@
         <w:pStyle w:val="BodyText"/>
       </w:pPr>
       <w:r>
-        <w:rPr>
-          <w:b/>
-          <w:bCs/>
-        </w:rPr>
-        <w:t xml:space="preserve">[MERMAID RENDER FAILED — block #2]</w:t>
+        <w:drawing>
+          <wp:inline>
+            <wp:extent cx="5334000" cy="2177142"/>
+            <wp:effectExtent b="0" l="0" r="0" t="0"/>
+            <wp:docPr descr="diagram" title="" id="47" name="Picture"/>
+            <a:graphic>
+              <a:graphicData uri="http://schemas.openxmlformats.org/drawingml/2006/picture">
+                <pic:pic>
+                  <pic:nvPicPr>
+                    <pic:cNvPr descr="/tmp/.private/milosvasic/tmp.zxGACDtLC8/img/diagram_002_362064263a43.png" id="48" name="Picture"/>
+                    <pic:cNvPicPr>
+                      <a:picLocks noChangeArrowheads="1" noChangeAspect="1"/>
+                    </pic:cNvPicPr>
+                  </pic:nvPicPr>
+                  <pic:blipFill>
+                    <a:blip r:embed="rId46"/>
+                    <a:stretch>
+                      <a:fillRect/>
+                    </a:stretch>
+                  </pic:blipFill>
+                  <pic:spPr bwMode="auto">
+                    <a:xfrm>
+                      <a:off x="0" y="0"/>
+                      <a:ext cx="5334000" cy="2177142"/>
+                    </a:xfrm>
+                    <a:prstGeom prst="rect">
+                      <a:avLst/>
+                    </a:prstGeom>
+                    <a:noFill/>
+                    <a:ln w="9525">
+                      <a:noFill/>
+                      <a:headEnd/>
+                      <a:tailEnd/>
+                    </a:ln>
+                  </pic:spPr>
+                </pic:pic>
+              </a:graphicData>
+            </a:graphic>
+          </wp:inline>
+        </w:drawing>
       </w:r>
     </w:p>
     <w:p>
@@ -4436,9 +4506,9 @@
         </w:pict>
       </w:r>
     </w:p>
-    <w:bookmarkEnd w:id="43"/>
-    <w:bookmarkEnd w:id="44"/>
-    <w:bookmarkStart w:id="47" w:name="X11912825673e5732618ca973fc73d04541d088c"/>
+    <w:bookmarkEnd w:id="49"/>
+    <w:bookmarkEnd w:id="50"/>
+    <w:bookmarkStart w:id="53" w:name="X11912825673e5732618ca973fc73d04541d088c"/>
     <w:p>
       <w:pPr>
         <w:pStyle w:val="Heading2"/>
@@ -4559,7 +4629,7 @@
             <w:pPr>
               <w:pStyle w:val="Compact"/>
             </w:pPr>
-            <w:hyperlink r:id="rId31">
+            <w:hyperlink r:id="rId34">
               <w:r>
                 <w:rPr>
                   <w:rStyle w:val="VerbatimChar"/>
@@ -4717,7 +4787,7 @@
             <w:pPr>
               <w:pStyle w:val="Compact"/>
             </w:pPr>
-            <w:hyperlink r:id="rId45">
+            <w:hyperlink r:id="rId51">
               <w:r>
                 <w:rPr>
                   <w:rStyle w:val="VerbatimChar"/>
@@ -4938,7 +5008,7 @@
         </w:tc>
       </w:tr>
     </w:tbl>
-    <w:bookmarkStart w:id="46" w:name="X3515965e848d573510853a1c3e8ad641eb732d4"/>
+    <w:bookmarkStart w:id="52" w:name="X3515965e848d573510853a1c3e8ad641eb732d4"/>
     <w:p>
       <w:pPr>
         <w:pStyle w:val="Heading3"/>
@@ -5055,9 +5125,9 @@
         </w:pict>
       </w:r>
     </w:p>
-    <w:bookmarkEnd w:id="46"/>
-    <w:bookmarkEnd w:id="47"/>
-    <w:bookmarkStart w:id="50" w:name="X0a03da7925c7cccd51f43740162b0b4c7327714"/>
+    <w:bookmarkEnd w:id="52"/>
+    <w:bookmarkEnd w:id="53"/>
+    <w:bookmarkStart w:id="56" w:name="X0a03da7925c7cccd51f43740162b0b4c7327714"/>
     <w:p>
       <w:pPr>
         <w:pStyle w:val="Heading2"/>
@@ -5066,7 +5136,7 @@
         <w:t xml:space="preserve">7. Positioning statement &amp; messaging spine</w:t>
       </w:r>
     </w:p>
-    <w:bookmarkStart w:id="48" w:name="Xfde09bf654de5a201af7957a91ab211d7dba419"/>
+    <w:bookmarkStart w:id="54" w:name="Xfde09bf654de5a201af7957a91ab211d7dba419"/>
     <w:p>
       <w:pPr>
         <w:pStyle w:val="Heading3"/>
@@ -5193,8 +5263,8 @@
         <w:t xml:space="preserve">of all of them. [00 §6], [SPEC §2]</w:t>
       </w:r>
     </w:p>
-    <w:bookmarkEnd w:id="48"/>
-    <w:bookmarkStart w:id="49" w:name="X38404a68458fed78344e53af95366de3cb64931"/>
+    <w:bookmarkEnd w:id="54"/>
+    <w:bookmarkStart w:id="55" w:name="X38404a68458fed78344e53af95366de3cb64931"/>
     <w:p>
       <w:pPr>
         <w:pStyle w:val="Heading3"/>
@@ -5446,9 +5516,9 @@
         </w:pict>
       </w:r>
     </w:p>
-    <w:bookmarkEnd w:id="49"/>
-    <w:bookmarkEnd w:id="50"/>
-    <w:bookmarkStart w:id="51" w:name="Xa6aa0e4a071d239b5e6e6a5d630449a6f780256"/>
+    <w:bookmarkEnd w:id="55"/>
+    <w:bookmarkEnd w:id="56"/>
+    <w:bookmarkStart w:id="57" w:name="Xa6aa0e4a071d239b5e6e6a5d630449a6f780256"/>
     <w:p>
       <w:pPr>
         <w:pStyle w:val="Heading2"/>
@@ -5750,8 +5820,8 @@
         </w:pict>
       </w:r>
     </w:p>
-    <w:bookmarkEnd w:id="51"/>
-    <w:bookmarkStart w:id="52" w:name="X2e43147162a41eb0afa3669d186504fa56d682f"/>
+    <w:bookmarkEnd w:id="57"/>
+    <w:bookmarkStart w:id="58" w:name="X2e43147162a41eb0afa3669d186504fa56d682f"/>
     <w:p>
       <w:pPr>
         <w:pStyle w:val="Heading2"/>
@@ -6009,8 +6079,8 @@
         </w:pict>
       </w:r>
     </w:p>
-    <w:bookmarkEnd w:id="52"/>
-    <w:bookmarkStart w:id="54" w:name="sources-verified"/>
+    <w:bookmarkEnd w:id="58"/>
+    <w:bookmarkStart w:id="60" w:name="sources-verified"/>
     <w:p>
       <w:pPr>
         <w:pStyle w:val="Heading2"/>
@@ -6097,7 +6167,7 @@
           <w:numId w:val="1012"/>
         </w:numPr>
       </w:pPr>
-      <w:hyperlink r:id="rId19">
+      <w:hyperlink r:id="rId22">
         <w:r>
           <w:rPr>
             <w:rStyle w:val="VerbatimChar"/>
@@ -6126,7 +6196,7 @@
           <w:numId w:val="1012"/>
         </w:numPr>
       </w:pPr>
-      <w:hyperlink r:id="rId53">
+      <w:hyperlink r:id="rId59">
         <w:r>
           <w:rPr>
             <w:rStyle w:val="VerbatimChar"/>
@@ -6363,8 +6433,8 @@
         <w:t xml:space="preserve">(HTML+PDF[+DOCX] exports follow in refinement).</w:t>
       </w:r>
     </w:p>
-    <w:bookmarkEnd w:id="54"/>
-    <w:bookmarkEnd w:id="55"/>
+    <w:bookmarkEnd w:id="60"/>
+    <w:bookmarkEnd w:id="61"/>
     <w:sectPr>
       <w:footnotePr>
         <w:numRestart w:val="eachSect"/>
